--- a/document_20190328.docx
+++ b/document_20190328.docx
@@ -703,7 +703,6 @@
             <w:pPr>
               <w:spacing w:after="80"/>
               <w:rPr>
-                <w:rFonts w:hint="eastAsia"/>
                 <w:bCs/>
                 <w:sz w:val="24"/>
                 <w:szCs w:val="24"/>
@@ -748,7 +747,6 @@
             <w:pPr>
               <w:spacing w:after="80"/>
               <w:rPr>
-                <w:rFonts w:hint="eastAsia"/>
                 <w:bCs/>
                 <w:sz w:val="24"/>
                 <w:szCs w:val="24"/>
@@ -878,7 +876,6 @@
             <w:pPr>
               <w:spacing w:after="80"/>
               <w:rPr>
-                <w:rFonts w:hint="eastAsia"/>
                 <w:bCs/>
                 <w:sz w:val="24"/>
                 <w:szCs w:val="24"/>
@@ -1349,12 +1346,20 @@
               </w:rPr>
               <w:t>비교할 두 원소</w:t>
             </w:r>
-          </w:p>
-          <w:p>
-            <w:pPr>
-              <w:spacing w:after="80"/>
-              <w:rPr>
-                <w:rFonts w:hint="eastAsia"/>
+            <w:r>
+              <w:rPr>
+                <w:rFonts w:hint="eastAsia"/>
+                <w:bCs/>
+                <w:sz w:val="24"/>
+                <w:szCs w:val="24"/>
+              </w:rPr>
+              <w:t>를 가리키는 포인터</w:t>
+            </w:r>
+          </w:p>
+          <w:p>
+            <w:pPr>
+              <w:spacing w:after="80"/>
+              <w:rPr>
                 <w:bCs/>
                 <w:sz w:val="24"/>
                 <w:szCs w:val="24"/>
@@ -1415,7 +1420,6 @@
             <w:pPr>
               <w:spacing w:after="80"/>
               <w:rPr>
-                <w:rFonts w:hint="eastAsia"/>
                 <w:bCs/>
                 <w:sz w:val="24"/>
                 <w:szCs w:val="24"/>
@@ -1504,7 +1508,6 @@
             <w:pPr>
               <w:spacing w:after="80"/>
               <w:rPr>
-                <w:rFonts w:hint="eastAsia"/>
                 <w:bCs/>
                 <w:sz w:val="24"/>
                 <w:szCs w:val="24"/>
@@ -1589,16 +1592,7 @@
                 <w:sz w:val="24"/>
                 <w:szCs w:val="24"/>
               </w:rPr>
-              <w:t xml:space="preserve"> 담긴 </w:t>
-            </w:r>
-            <w:r>
-              <w:rPr>
-                <w:rFonts w:hint="eastAsia"/>
-                <w:bCs/>
-                <w:sz w:val="24"/>
-                <w:szCs w:val="24"/>
-              </w:rPr>
-              <w:t xml:space="preserve">데이터를 비교해 </w:t>
+              <w:t xml:space="preserve"> 담긴 데이터를 비교해 </w:t>
             </w:r>
             <w:r>
               <w:rPr>
@@ -1804,7 +1798,6 @@
             <w:pPr>
               <w:spacing w:after="80"/>
               <w:rPr>
-                <w:rFonts w:hint="eastAsia"/>
                 <w:bCs/>
                 <w:sz w:val="24"/>
                 <w:szCs w:val="24"/>
@@ -1865,7 +1858,6 @@
             <w:pPr>
               <w:spacing w:after="80"/>
               <w:rPr>
-                <w:rFonts w:hint="eastAsia"/>
                 <w:bCs/>
                 <w:sz w:val="24"/>
                 <w:szCs w:val="24"/>
@@ -1918,7 +1910,6 @@
             <w:pPr>
               <w:spacing w:after="80"/>
               <w:rPr>
-                <w:rFonts w:hint="eastAsia"/>
                 <w:bCs/>
                 <w:sz w:val="24"/>
                 <w:szCs w:val="24"/>
@@ -2007,7 +1998,6 @@
         <w:autoSpaceDE/>
         <w:autoSpaceDN/>
         <w:rPr>
-          <w:rFonts w:hint="eastAsia"/>
           <w:b/>
           <w:color w:val="FF0000"/>
           <w:sz w:val="24"/>
@@ -2059,7 +2049,6 @@
             <w:pPr>
               <w:spacing w:after="80"/>
               <w:rPr>
-                <w:rFonts w:hint="eastAsia"/>
                 <w:bCs/>
                 <w:sz w:val="24"/>
                 <w:szCs w:val="24"/>
@@ -2210,7 +2199,6 @@
             <w:pPr>
               <w:spacing w:after="80"/>
               <w:rPr>
-                <w:rFonts w:hint="eastAsia"/>
                 <w:bCs/>
                 <w:sz w:val="24"/>
                 <w:szCs w:val="24"/>
@@ -2271,7 +2259,6 @@
             <w:pPr>
               <w:spacing w:after="80"/>
               <w:rPr>
-                <w:rFonts w:hint="eastAsia"/>
                 <w:bCs/>
                 <w:sz w:val="24"/>
                 <w:szCs w:val="24"/>
@@ -2499,16 +2486,7 @@
                 <w:sz w:val="24"/>
                 <w:szCs w:val="24"/>
               </w:rPr>
-              <w:t xml:space="preserve"> 함수를 통해 하시 값을 생성한 후 해당 값을 반환한다.</w:t>
-            </w:r>
-            <w:r>
-              <w:rPr>
-                <w:rFonts w:hint="eastAsia"/>
-                <w:bCs/>
-                <w:sz w:val="24"/>
-                <w:szCs w:val="24"/>
-              </w:rPr>
-              <w:t xml:space="preserve"> </w:t>
+              <w:t xml:space="preserve"> 함수를 통해 하시 값을 생성한 후 해당 값을 반환한다. </w:t>
             </w:r>
           </w:p>
         </w:tc>
@@ -2572,7 +2550,6 @@
             <w:pPr>
               <w:spacing w:after="80"/>
               <w:rPr>
-                <w:rFonts w:hint="eastAsia"/>
                 <w:bCs/>
                 <w:sz w:val="24"/>
                 <w:szCs w:val="24"/>
@@ -2735,12 +2712,20 @@
               </w:rPr>
               <w:t>비교할 두 원소</w:t>
             </w:r>
-          </w:p>
-          <w:p>
-            <w:pPr>
-              <w:spacing w:after="80"/>
-              <w:rPr>
-                <w:rFonts w:hint="eastAsia"/>
+            <w:r>
+              <w:rPr>
+                <w:rFonts w:hint="eastAsia"/>
+                <w:bCs/>
+                <w:sz w:val="24"/>
+                <w:szCs w:val="24"/>
+              </w:rPr>
+              <w:t>를 가리키는 포인터</w:t>
+            </w:r>
+          </w:p>
+          <w:p>
+            <w:pPr>
+              <w:spacing w:after="80"/>
+              <w:rPr>
                 <w:bCs/>
                 <w:sz w:val="24"/>
                 <w:szCs w:val="24"/>
@@ -3275,7 +3260,6 @@
             <w:pPr>
               <w:spacing w:after="80"/>
               <w:rPr>
-                <w:rFonts w:hint="eastAsia"/>
                 <w:bCs/>
                 <w:sz w:val="24"/>
                 <w:szCs w:val="24"/>
@@ -3328,7 +3312,6 @@
             <w:pPr>
               <w:spacing w:after="80"/>
               <w:rPr>
-                <w:rFonts w:hint="eastAsia"/>
                 <w:bCs/>
                 <w:sz w:val="24"/>
                 <w:szCs w:val="24"/>
@@ -3444,7 +3427,6 @@
             <w:pPr>
               <w:spacing w:after="80"/>
               <w:rPr>
-                <w:rFonts w:hint="eastAsia"/>
                 <w:bCs/>
                 <w:sz w:val="24"/>
                 <w:szCs w:val="24"/>
@@ -3698,29 +3680,19 @@
             <w:pPr>
               <w:spacing w:after="80"/>
               <w:rPr>
-                <w:rFonts w:hint="eastAsia"/>
-                <w:bCs/>
-                <w:sz w:val="24"/>
-                <w:szCs w:val="24"/>
-              </w:rPr>
-            </w:pPr>
-            <w:r>
-              <w:rPr>
-                <w:rFonts w:hint="eastAsia"/>
-                <w:bCs/>
-                <w:sz w:val="24"/>
-                <w:szCs w:val="24"/>
-              </w:rPr>
-              <w:t>해시 테이블에 담긴 원소</w:t>
-            </w:r>
-            <w:r>
-              <w:rPr>
-                <w:rFonts w:hint="eastAsia"/>
-                <w:bCs/>
-                <w:sz w:val="24"/>
-                <w:szCs w:val="24"/>
-              </w:rPr>
-              <w:t>의 값을 제곱한다.</w:t>
+                <w:bCs/>
+                <w:sz w:val="24"/>
+                <w:szCs w:val="24"/>
+              </w:rPr>
+            </w:pPr>
+            <w:r>
+              <w:rPr>
+                <w:rFonts w:hint="eastAsia"/>
+                <w:bCs/>
+                <w:sz w:val="24"/>
+                <w:szCs w:val="24"/>
+              </w:rPr>
+              <w:t>해시 테이블에 담긴 원소의 값을 제곱한다.</w:t>
             </w:r>
           </w:p>
         </w:tc>
@@ -4037,29 +4009,19 @@
             <w:pPr>
               <w:spacing w:after="80"/>
               <w:rPr>
-                <w:rFonts w:hint="eastAsia"/>
-                <w:bCs/>
-                <w:sz w:val="24"/>
-                <w:szCs w:val="24"/>
-              </w:rPr>
-            </w:pPr>
-            <w:r>
-              <w:rPr>
-                <w:rFonts w:hint="eastAsia"/>
-                <w:bCs/>
-                <w:sz w:val="24"/>
-                <w:szCs w:val="24"/>
-              </w:rPr>
-              <w:t>해시 테이블에 담긴 원소</w:t>
-            </w:r>
-            <w:r>
-              <w:rPr>
-                <w:rFonts w:hint="eastAsia"/>
-                <w:bCs/>
-                <w:sz w:val="24"/>
-                <w:szCs w:val="24"/>
-              </w:rPr>
-              <w:t>의 값을 세제곱한다.</w:t>
+                <w:bCs/>
+                <w:sz w:val="24"/>
+                <w:szCs w:val="24"/>
+              </w:rPr>
+            </w:pPr>
+            <w:r>
+              <w:rPr>
+                <w:rFonts w:hint="eastAsia"/>
+                <w:bCs/>
+                <w:sz w:val="24"/>
+                <w:szCs w:val="24"/>
+              </w:rPr>
+              <w:t>해시 테이블에 담긴 원소의 값을 세제곱한다.</w:t>
             </w:r>
           </w:p>
         </w:tc>
@@ -4279,7 +4241,6 @@
             <w:pPr>
               <w:spacing w:after="80"/>
               <w:rPr>
-                <w:rFonts w:hint="eastAsia"/>
                 <w:bCs/>
                 <w:sz w:val="24"/>
                 <w:szCs w:val="24"/>
@@ -4340,7 +4301,6 @@
             <w:pPr>
               <w:spacing w:after="80"/>
               <w:rPr>
-                <w:rFonts w:hint="eastAsia"/>
                 <w:bCs/>
                 <w:sz w:val="24"/>
                 <w:szCs w:val="24"/>
@@ -4393,7 +4353,6 @@
             <w:pPr>
               <w:spacing w:after="80"/>
               <w:rPr>
-                <w:rFonts w:hint="eastAsia"/>
                 <w:bCs/>
                 <w:sz w:val="24"/>
                 <w:szCs w:val="24"/>
@@ -4614,7 +4573,6 @@
       <w:pPr>
         <w:spacing w:after="80" w:line="240" w:lineRule="auto"/>
         <w:rPr>
-          <w:rFonts w:hint="eastAsia"/>
           <w:bCs/>
           <w:sz w:val="24"/>
           <w:szCs w:val="24"/>
@@ -4825,7 +4783,6 @@
             <w:pPr>
               <w:spacing w:after="80"/>
               <w:rPr>
-                <w:rFonts w:hint="eastAsia"/>
                 <w:bCs/>
                 <w:sz w:val="24"/>
                 <w:szCs w:val="24"/>
@@ -4878,7 +4835,6 @@
             <w:pPr>
               <w:spacing w:after="80"/>
               <w:rPr>
-                <w:rFonts w:hint="eastAsia"/>
                 <w:bCs/>
                 <w:sz w:val="24"/>
                 <w:szCs w:val="24"/>
@@ -4938,7 +4894,6 @@
       <w:pPr>
         <w:spacing w:after="80" w:line="240" w:lineRule="auto"/>
         <w:rPr>
-          <w:rFonts w:hint="eastAsia"/>
           <w:bCs/>
           <w:sz w:val="24"/>
           <w:szCs w:val="24"/>
